--- a/exports/leadership_briefing_v1.0.docx
+++ b/exports/leadership_briefing_v1.0.docx
@@ -483,6 +483,398 @@
       </w:pPr>
       <w:r>
         <w:t xml:space="preserve">UIAO delivers measurable improvements across performance, security, compliance, and mission readiness. Cloud-first routing and identity- driven segmentation reduce latency and improve M365 performance. Stronger identity governance and deterministic addressing enhance Zero Trust enforcement. Unified telemetry enables accurate location inference, conversation-level visibility, and real-time decision-making. The architecture aligns the agency with TIC 3.0, FedRAMP 22, and NIST 800-63 requirements, reducing compliance risk. Most importantly, the modernization improves citizen experience by delivering faster, more reliable, and more secure services.</w:t>
+      </w:r>
+    </w:p>
+    <w:p>
+      <w:pPr>
+        <w:pStyle w:val="BodyText"/>
+      </w:pPr>
+      <w:r>
+        <w:t xml:space="preserve">management_and_governance:</w:t>
+      </w:r>
+      <w:r>
+        <w:t xml:space="preserve"> </w:t>
+      </w:r>
+      <w:r>
+        <w:t xml:space="preserve">narrative: &gt;</w:t>
+      </w:r>
+      <w:r>
+        <w:t xml:space="preserve"> </w:t>
+      </w:r>
+      <w:r>
+        <w:t xml:space="preserve">The Management and Governance layer provides the operational</w:t>
+      </w:r>
+      <w:r>
+        <w:t xml:space="preserve"> </w:t>
+      </w:r>
+      <w:r>
+        <w:t xml:space="preserve">orchestration that binds the five control planes into a continuously</w:t>
+      </w:r>
+      <w:r>
+        <w:t xml:space="preserve"> </w:t>
+      </w:r>
+      <w:r>
+        <w:t xml:space="preserve">governed, auditable system. This layer is distinct from the</w:t>
+      </w:r>
+      <w:r>
+        <w:t xml:space="preserve"> </w:t>
+      </w:r>
+      <w:r>
+        <w:t xml:space="preserve">Transport and Security tools (Cisco, Palo Alto) that move and</w:t>
+      </w:r>
+      <w:r>
+        <w:t xml:space="preserve"> </w:t>
+      </w:r>
+      <w:r>
+        <w:t xml:space="preserve">protect traffic; instead, it focuses on ensuring that the</w:t>
+      </w:r>
+      <w:r>
+        <w:t xml:space="preserve"> </w:t>
+      </w:r>
+      <w:r>
+        <w:t xml:space="preserve">architectural fabric remains compliant, healthy, and aligned with</w:t>
+      </w:r>
+      <w:r>
+        <w:t xml:space="preserve"> </w:t>
+      </w:r>
+      <w:r>
+        <w:t xml:space="preserve">federal mandates over time.</w:t>
+      </w:r>
+      <w:r>
+        <w:t xml:space="preserve"> </w:t>
+      </w:r>
+      <w:r>
+        <w:t xml:space="preserve">servicenow:</w:t>
+      </w:r>
+      <w:r>
+        <w:t xml:space="preserve"> </w:t>
+      </w:r>
+      <w:r>
+        <w:t xml:space="preserve">role:</w:t>
+      </w:r>
+      <w:r>
+        <w:t xml:space="preserve"> </w:t>
+      </w:r>
+      <w:r>
+        <w:t xml:space="preserve">“</w:t>
+      </w:r>
+      <w:r>
+        <w:t xml:space="preserve">System of Record for Overlay Drift</w:t>
+      </w:r>
+      <w:r>
+        <w:t xml:space="preserve">”</w:t>
+      </w:r>
+      <w:r>
+        <w:t xml:space="preserve"> </w:t>
+      </w:r>
+      <w:r>
+        <w:t xml:space="preserve">narrative: &gt;</w:t>
+      </w:r>
+      <w:r>
+        <w:t xml:space="preserve"> </w:t>
+      </w:r>
+      <w:r>
+        <w:t xml:space="preserve">ServiceNow serves as the authoritative system of record for</w:t>
+      </w:r>
+      <w:r>
+        <w:t xml:space="preserve"> </w:t>
+      </w:r>
+      <w:r>
+        <w:t xml:space="preserve">detecting and remediating Overlay Drift within the UIAO</w:t>
+      </w:r>
+      <w:r>
+        <w:t xml:space="preserve"> </w:t>
+      </w:r>
+      <w:r>
+        <w:t xml:space="preserve">architecture. When the Telemetry Control Plane detects</w:t>
+      </w:r>
+      <w:r>
+        <w:t xml:space="preserve"> </w:t>
+      </w:r>
+      <w:r>
+        <w:t xml:space="preserve">configuration deviations in the SD-WAN overlay—such as</w:t>
+      </w:r>
+      <w:r>
+        <w:t xml:space="preserve"> </w:t>
+      </w:r>
+      <w:r>
+        <w:t xml:space="preserve">unauthorized tunnel endpoints, expired certificates, or policy</w:t>
+      </w:r>
+      <w:r>
+        <w:t xml:space="preserve"> </w:t>
+      </w:r>
+      <w:r>
+        <w:t xml:space="preserve">mismatches against the approved baseline in program.yml—</w:t>
+      </w:r>
+      <w:r>
+        <w:t xml:space="preserve"> </w:t>
+      </w:r>
+      <w:r>
+        <w:t xml:space="preserve">ServiceNow automatically generates a Change Request linked to</w:t>
+      </w:r>
+      <w:r>
+        <w:t xml:space="preserve"> </w:t>
+      </w:r>
+      <w:r>
+        <w:t xml:space="preserve">the affected Configuration Item in the CMDB. The automated</w:t>
+      </w:r>
+      <w:r>
+        <w:t xml:space="preserve"> </w:t>
+      </w:r>
+      <w:r>
+        <w:t xml:space="preserve">remediation workflow re-validates the overlay configuration,</w:t>
+      </w:r>
+      <w:r>
+        <w:t xml:space="preserve"> </w:t>
+      </w:r>
+      <w:r>
+        <w:t xml:space="preserve">enforces corrective action, and closes the governance loop by</w:t>
+      </w:r>
+      <w:r>
+        <w:t xml:space="preserve"> </w:t>
+      </w:r>
+      <w:r>
+        <w:t xml:space="preserve">updating the Telemetry Plane with the resolution status. This</w:t>
+      </w:r>
+      <w:r>
+        <w:t xml:space="preserve"> </w:t>
+      </w:r>
+      <w:r>
+        <w:t xml:space="preserve">ensures that the Overlay Plane never drifts from its authorized</w:t>
+      </w:r>
+      <w:r>
+        <w:t xml:space="preserve"> </w:t>
+      </w:r>
+      <w:r>
+        <w:t xml:space="preserve">state without detection, documentation, and remediation.</w:t>
+      </w:r>
+      <w:r>
+        <w:t xml:space="preserve"> </w:t>
+      </w:r>
+      <w:r>
+        <w:t xml:space="preserve">fedramp_class:</w:t>
+      </w:r>
+      <w:r>
+        <w:t xml:space="preserve"> </w:t>
+      </w:r>
+      <w:r>
+        <w:t xml:space="preserve">“</w:t>
+      </w:r>
+      <w:r>
+        <w:t xml:space="preserve">Class C (Moderate)</w:t>
+      </w:r>
+      <w:r>
+        <w:t xml:space="preserve">”</w:t>
+      </w:r>
+      <w:r>
+        <w:t xml:space="preserve"> </w:t>
+      </w:r>
+      <w:r>
+        <w:t xml:space="preserve">nist_controls:</w:t>
+      </w:r>
+      <w:r>
+        <w:t xml:space="preserve"> </w:t>
+      </w:r>
+      <w:r>
+        <w:t xml:space="preserve">-</w:t>
+      </w:r>
+      <w:r>
+        <w:t xml:space="preserve"> </w:t>
+      </w:r>
+      <w:r>
+        <w:t xml:space="preserve">“</w:t>
+      </w:r>
+      <w:r>
+        <w:t xml:space="preserve">IR-4: Incident Handling (Rev 5)</w:t>
+      </w:r>
+      <w:r>
+        <w:t xml:space="preserve">”</w:t>
+      </w:r>
+      <w:r>
+        <w:t xml:space="preserve"> </w:t>
+      </w:r>
+      <w:r>
+        <w:t xml:space="preserve">-</w:t>
+      </w:r>
+      <w:r>
+        <w:t xml:space="preserve"> </w:t>
+      </w:r>
+      <w:r>
+        <w:t xml:space="preserve">“</w:t>
+      </w:r>
+      <w:r>
+        <w:t xml:space="preserve">CA-7: Continuous Monitoring (Rev 5)</w:t>
+      </w:r>
+      <w:r>
+        <w:t xml:space="preserve">”</w:t>
+      </w:r>
+      <w:r>
+        <w:t xml:space="preserve"> </w:t>
+      </w:r>
+      <w:r>
+        <w:t xml:space="preserve">intune:</w:t>
+      </w:r>
+      <w:r>
+        <w:t xml:space="preserve"> </w:t>
+      </w:r>
+      <w:r>
+        <w:t xml:space="preserve">role:</w:t>
+      </w:r>
+      <w:r>
+        <w:t xml:space="preserve"> </w:t>
+      </w:r>
+      <w:r>
+        <w:t xml:space="preserve">“</w:t>
+      </w:r>
+      <w:r>
+        <w:t xml:space="preserve">Identity Plane Device Trust Gatekeeper</w:t>
+      </w:r>
+      <w:r>
+        <w:t xml:space="preserve">”</w:t>
+      </w:r>
+      <w:r>
+        <w:t xml:space="preserve"> </w:t>
+      </w:r>
+      <w:r>
+        <w:t xml:space="preserve">narrative: &gt;</w:t>
+      </w:r>
+      <w:r>
+        <w:t xml:space="preserve"> </w:t>
+      </w:r>
+      <w:r>
+        <w:t xml:space="preserve">Microsoft Intune ensures that the Identity Control Plane only</w:t>
+      </w:r>
+      <w:r>
+        <w:t xml:space="preserve"> </w:t>
+      </w:r>
+      <w:r>
+        <w:t xml:space="preserve">allows healthy, certified devices into the architectural fabric.</w:t>
+      </w:r>
+      <w:r>
+        <w:t xml:space="preserve"> </w:t>
+      </w:r>
+      <w:r>
+        <w:t xml:space="preserve">Before any endpoint is granted access through the Overlay Plane,</w:t>
+      </w:r>
+      <w:r>
+        <w:t xml:space="preserve"> </w:t>
+      </w:r>
+      <w:r>
+        <w:t xml:space="preserve">Intune validates its compliance posture: OS patch level, disk</w:t>
+      </w:r>
+      <w:r>
+        <w:t xml:space="preserve"> </w:t>
+      </w:r>
+      <w:r>
+        <w:t xml:space="preserve">encryption status, EDR agent health, and certificate validity.</w:t>
+      </w:r>
+      <w:r>
+        <w:t xml:space="preserve"> </w:t>
+      </w:r>
+      <w:r>
+        <w:t xml:space="preserve">This compliance signal is consumed by Entra ID Conditional</w:t>
+      </w:r>
+      <w:r>
+        <w:t xml:space="preserve"> </w:t>
+      </w:r>
+      <w:r>
+        <w:t xml:space="preserve">Access, which enforces a device-trust gate at authentication</w:t>
+      </w:r>
+      <w:r>
+        <w:t xml:space="preserve"> </w:t>
+      </w:r>
+      <w:r>
+        <w:t xml:space="preserve">time. Non-compliant devices are quarantined to a restricted VLAN</w:t>
+      </w:r>
+      <w:r>
+        <w:t xml:space="preserve"> </w:t>
+      </w:r>
+      <w:r>
+        <w:t xml:space="preserve">segment managed by Cisco ISE, preventing lateral movement within</w:t>
+      </w:r>
+      <w:r>
+        <w:t xml:space="preserve"> </w:t>
+      </w:r>
+      <w:r>
+        <w:t xml:space="preserve">the fabric. Device trust is not a one-time check but a</w:t>
+      </w:r>
+      <w:r>
+        <w:t xml:space="preserve"> </w:t>
+      </w:r>
+      <w:r>
+        <w:t xml:space="preserve">persistent, real-time control input to the Identity Plane,</w:t>
+      </w:r>
+      <w:r>
+        <w:t xml:space="preserve"> </w:t>
+      </w:r>
+      <w:r>
+        <w:t xml:space="preserve">ensuring continuous compliance with NIST 800-53 Rev 5 AC-19</w:t>
+      </w:r>
+      <w:r>
+        <w:t xml:space="preserve"> </w:t>
+      </w:r>
+      <w:r>
+        <w:t xml:space="preserve">and CM-8 requirements.</w:t>
+      </w:r>
+      <w:r>
+        <w:t xml:space="preserve"> </w:t>
+      </w:r>
+      <w:r>
+        <w:t xml:space="preserve">fedramp_class:</w:t>
+      </w:r>
+      <w:r>
+        <w:t xml:space="preserve"> </w:t>
+      </w:r>
+      <w:r>
+        <w:t xml:space="preserve">“</w:t>
+      </w:r>
+      <w:r>
+        <w:t xml:space="preserve">Class C (Moderate)</w:t>
+      </w:r>
+      <w:r>
+        <w:t xml:space="preserve">”</w:t>
+      </w:r>
+      <w:r>
+        <w:t xml:space="preserve"> </w:t>
+      </w:r>
+      <w:r>
+        <w:t xml:space="preserve">nist_controls:</w:t>
+      </w:r>
+      <w:r>
+        <w:t xml:space="preserve"> </w:t>
+      </w:r>
+      <w:r>
+        <w:t xml:space="preserve">-</w:t>
+      </w:r>
+      <w:r>
+        <w:t xml:space="preserve"> </w:t>
+      </w:r>
+      <w:r>
+        <w:t xml:space="preserve">“</w:t>
+      </w:r>
+      <w:r>
+        <w:t xml:space="preserve">AC-19: Access Control for Mobile Devices (Rev 5)</w:t>
+      </w:r>
+      <w:r>
+        <w:t xml:space="preserve">”</w:t>
+      </w:r>
+      <w:r>
+        <w:t xml:space="preserve"> </w:t>
+      </w:r>
+      <w:r>
+        <w:t xml:space="preserve">-</w:t>
+      </w:r>
+      <w:r>
+        <w:t xml:space="preserve"> </w:t>
+      </w:r>
+      <w:r>
+        <w:t xml:space="preserve">“</w:t>
+      </w:r>
+      <w:r>
+        <w:t xml:space="preserve">CM-8: System Component Inventory (Rev 5)</w:t>
+      </w:r>
+      <w:r>
+        <w:t xml:space="preserve">”</w:t>
       </w:r>
     </w:p>
     <w:p>

--- a/exports/leadership_briefing_v1.0.docx
+++ b/exports/leadership_briefing_v1.0.docx
@@ -884,6 +884,584 @@
         </w:pict>
       </w:r>
     </w:p>
+    <w:bookmarkEnd w:id="40"/>
+    <w:bookmarkStart w:id="44" w:name="vibrant-visualizations"/>
+    <w:p>
+      <w:pPr>
+        <w:pStyle w:val="Heading1"/>
+      </w:pPr>
+      <w:r>
+        <w:t xml:space="preserve">Vibrant Visualizations</w:t>
+      </w:r>
+    </w:p>
+    <w:bookmarkStart w:id="41" w:name="modernization-journey"/>
+    <w:p>
+      <w:pPr>
+        <w:pStyle w:val="Heading3"/>
+      </w:pPr>
+      <w:r>
+        <w:t xml:space="preserve">Modernization Journey</w:t>
+      </w:r>
+    </w:p>
+    <w:tbl>
+      <w:tblPr>
+        <w:tblStyle w:val="FigureTable"/>
+        <w:tblW w:type="auto" w:w="0"/>
+        <w:tblLook w:firstRow="0" w:lastRow="0" w:firstColumn="0" w:lastColumn="0"/>
+        <w:jc w:val="center"/>
+      </w:tblPr>
+      <w:tblGrid>
+        <w:gridCol w:w="7920"/>
+      </w:tblGrid>
+      <w:tr>
+        <w:tc>
+          <w:tcPr/>
+          <w:p>
+            <w:pPr>
+              <w:pStyle w:val="Compact"/>
+              <w:jc w:val="center"/>
+            </w:pPr>
+            <w:r>
+              <w:t xml:space="preserve">Modernization Atlas</w:t>
+            </w:r>
+          </w:p>
+        </w:tc>
+      </w:tr>
+    </w:tbl>
+    <w:p>
+      <w:pPr>
+        <w:pStyle w:val="ImageCaption"/>
+      </w:pPr>
+      <w:r>
+        <w:t xml:space="preserve">Modernization Atlas</w:t>
+      </w:r>
+    </w:p>
+    <w:bookmarkEnd w:id="41"/>
+    <w:bookmarkStart w:id="42" w:name="fedramp-20x-governance-loop"/>
+    <w:p>
+      <w:pPr>
+        <w:pStyle w:val="Heading3"/>
+      </w:pPr>
+      <w:r>
+        <w:t xml:space="preserve">FedRAMP 20x Governance Loop</w:t>
+      </w:r>
+    </w:p>
+    <w:tbl>
+      <w:tblPr>
+        <w:tblStyle w:val="FigureTable"/>
+        <w:tblW w:type="auto" w:w="0"/>
+        <w:tblLook w:firstRow="0" w:lastRow="0" w:firstColumn="0" w:lastColumn="0"/>
+        <w:jc w:val="center"/>
+      </w:tblPr>
+      <w:tblGrid>
+        <w:gridCol w:w="7920"/>
+      </w:tblGrid>
+      <w:tr>
+        <w:tc>
+          <w:tcPr/>
+          <w:p>
+            <w:pPr>
+              <w:pStyle w:val="Compact"/>
+              <w:jc w:val="center"/>
+            </w:pPr>
+            <w:r>
+              <w:t xml:space="preserve">20x Governance Hub</w:t>
+            </w:r>
+          </w:p>
+        </w:tc>
+      </w:tr>
+    </w:tbl>
+    <w:p>
+      <w:pPr>
+        <w:pStyle w:val="ImageCaption"/>
+      </w:pPr>
+      <w:r>
+        <w:t xml:space="preserve">20x Governance Hub</w:t>
+      </w:r>
+    </w:p>
+    <w:bookmarkEnd w:id="42"/>
+    <w:bookmarkStart w:id="43" w:name="identity-to-ip-architecture"/>
+    <w:p>
+      <w:pPr>
+        <w:pStyle w:val="Heading3"/>
+      </w:pPr>
+      <w:r>
+        <w:t xml:space="preserve">Identity-to-IP Architecture</w:t>
+      </w:r>
+    </w:p>
+    <w:tbl>
+      <w:tblPr>
+        <w:tblStyle w:val="FigureTable"/>
+        <w:tblW w:type="auto" w:w="0"/>
+        <w:tblLook w:firstRow="0" w:lastRow="0" w:firstColumn="0" w:lastColumn="0"/>
+        <w:jc w:val="center"/>
+      </w:tblPr>
+      <w:tblGrid>
+        <w:gridCol w:w="7920"/>
+      </w:tblGrid>
+      <w:tr>
+        <w:tc>
+          <w:tcPr/>
+          <w:p>
+            <w:pPr>
+              <w:pStyle w:val="Compact"/>
+              <w:jc w:val="center"/>
+            </w:pPr>
+            <w:r>
+              <w:t xml:space="preserve">Identity Mapping</w:t>
+            </w:r>
+          </w:p>
+        </w:tc>
+      </w:tr>
+    </w:tbl>
+    <w:p>
+      <w:pPr>
+        <w:pStyle w:val="ImageCaption"/>
+      </w:pPr>
+      <w:r>
+        <w:t xml:space="preserve">Identity Mapping</w:t>
+      </w:r>
+    </w:p>
+    <w:p>
+      <w:r>
+        <w:pict>
+          <v:rect style="width:0;height:1.5pt" o:hralign="center" o:hrstd="t" o:hr="t"/>
+        </w:pict>
+      </w:r>
+    </w:p>
+    <w:bookmarkEnd w:id="43"/>
+    <w:bookmarkEnd w:id="44"/>
+    <w:bookmarkStart w:id="45" w:name="fedramp-20x-audit-evidence-summary"/>
+    <w:p>
+      <w:pPr>
+        <w:pStyle w:val="Heading1"/>
+      </w:pPr>
+      <w:r>
+        <w:t xml:space="preserve">FedRAMP 20x Audit Evidence Summary</w:t>
+      </w:r>
+    </w:p>
+    <w:p>
+      <w:pPr>
+        <w:pStyle w:val="FirstParagraph"/>
+      </w:pPr>
+      <w:r>
+        <w:t xml:space="preserve">The following section provides a direct mapping of the UIAO Modernization Architecture to critical NIST 800-53 Revision 5 security controls. The vibrant visualizations linked below serve as high-level visual proof of implementation for auditors and agency authorizing officials (AOs).</w:t>
+      </w:r>
+    </w:p>
+    <w:tbl>
+      <w:tblPr>
+        <w:tblStyle w:val="Table"/>
+        <w:tblW w:type="pct" w:w="5000"/>
+        <w:tblLook w:firstRow="1" w:lastRow="0" w:firstColumn="0" w:lastColumn="0" w:noHBand="0" w:noVBand="0" w:val="0020"/>
+        <w:jc w:val="start"/>
+      </w:tblPr>
+      <w:tblGrid>
+        <w:gridCol w:w="1980"/>
+        <w:gridCol w:w="1980"/>
+        <w:gridCol w:w="1980"/>
+        <w:gridCol w:w="1980"/>
+      </w:tblGrid>
+      <w:tr>
+        <w:trPr>
+          <w:tblHeader w:val="true"/>
+        </w:trPr>
+        <w:tc>
+          <w:tcPr/>
+          <w:p>
+            <w:pPr>
+              <w:pStyle w:val="Compact"/>
+              <w:jc w:val="left"/>
+            </w:pPr>
+            <w:r>
+              <w:t xml:space="preserve">Visual Title</w:t>
+            </w:r>
+          </w:p>
+        </w:tc>
+        <w:tc>
+          <w:tcPr/>
+          <w:p>
+            <w:pPr>
+              <w:pStyle w:val="Compact"/>
+              <w:jc w:val="left"/>
+            </w:pPr>
+            <w:r>
+              <w:t xml:space="preserve">Architectural Pillar</w:t>
+            </w:r>
+          </w:p>
+        </w:tc>
+        <w:tc>
+          <w:tcPr/>
+          <w:p>
+            <w:pPr>
+              <w:pStyle w:val="Compact"/>
+              <w:jc w:val="left"/>
+            </w:pPr>
+            <w:r>
+              <w:t xml:space="preserve">Relevant NIST Control(s)</w:t>
+            </w:r>
+          </w:p>
+        </w:tc>
+        <w:tc>
+          <w:tcPr/>
+          <w:p>
+            <w:pPr>
+              <w:pStyle w:val="Compact"/>
+              <w:jc w:val="left"/>
+            </w:pPr>
+            <w:r>
+              <w:t xml:space="preserve">Implementation Proof Visualization</w:t>
+            </w:r>
+          </w:p>
+        </w:tc>
+      </w:tr>
+      <w:tr>
+        <w:tc>
+          <w:tcPr/>
+          <w:p>
+            <w:pPr>
+              <w:pStyle w:val="Compact"/>
+              <w:jc w:val="left"/>
+            </w:pPr>
+            <w:r>
+              <w:rPr>
+                <w:bCs/>
+                <w:b/>
+              </w:rPr>
+              <w:t xml:space="preserve">V1: Identity-to-IP Mapping</w:t>
+            </w:r>
+          </w:p>
+        </w:tc>
+        <w:tc>
+          <w:tcPr/>
+          <w:p>
+            <w:pPr>
+              <w:pStyle w:val="Compact"/>
+              <w:jc w:val="left"/>
+            </w:pPr>
+            <w:r>
+              <w:rPr>
+                <w:bCs/>
+                <w:b/>
+              </w:rPr>
+              <w:t xml:space="preserve">U + A</w:t>
+            </w:r>
+            <w:r>
+              <w:t xml:space="preserve"> </w:t>
+            </w:r>
+            <w:r>
+              <w:t xml:space="preserve">(The Gate)</w:t>
+            </w:r>
+          </w:p>
+        </w:tc>
+        <w:tc>
+          <w:tcPr/>
+          <w:p>
+            <w:pPr>
+              <w:pStyle w:val="Compact"/>
+              <w:jc w:val="left"/>
+            </w:pPr>
+            <w:r>
+              <w:rPr>
+                <w:bCs/>
+                <w:b/>
+              </w:rPr>
+              <w:t xml:space="preserve">IA-2 (Identification), AC-19 (Mobile), CM-8 (Inventory)</w:t>
+            </w:r>
+          </w:p>
+        </w:tc>
+        <w:tc>
+          <w:tcPr/>
+          <w:p>
+            <w:pPr>
+              <w:pStyle w:val="Compact"/>
+              <w:jc w:val="left"/>
+            </w:pPr>
+            <w:r>
+              <w:t xml:space="preserve">V1 Evidence</w:t>
+            </w:r>
+          </w:p>
+        </w:tc>
+      </w:tr>
+      <w:tr>
+        <w:tc>
+          <w:tcPr/>
+          <w:p>
+            <w:pPr>
+              <w:pStyle w:val="Compact"/>
+              <w:jc w:val="left"/>
+            </w:pPr>
+            <w:r>
+              <w:rPr>
+                <w:bCs/>
+                <w:b/>
+              </w:rPr>
+              <w:t xml:space="preserve">V2: INR Fabric</w:t>
+            </w:r>
+          </w:p>
+        </w:tc>
+        <w:tc>
+          <w:tcPr/>
+          <w:p>
+            <w:pPr>
+              <w:pStyle w:val="Compact"/>
+              <w:jc w:val="left"/>
+            </w:pPr>
+            <w:r>
+              <w:rPr>
+                <w:bCs/>
+                <w:b/>
+              </w:rPr>
+              <w:t xml:space="preserve">O</w:t>
+            </w:r>
+            <w:r>
+              <w:t xml:space="preserve"> </w:t>
+            </w:r>
+            <w:r>
+              <w:t xml:space="preserve">(The Network)</w:t>
+            </w:r>
+          </w:p>
+        </w:tc>
+        <w:tc>
+          <w:tcPr/>
+          <w:p>
+            <w:pPr>
+              <w:pStyle w:val="Compact"/>
+              <w:jc w:val="left"/>
+            </w:pPr>
+            <w:r>
+              <w:rPr>
+                <w:bCs/>
+                <w:b/>
+              </w:rPr>
+              <w:t xml:space="preserve">AC-4 (Flow Enforcement)</w:t>
+            </w:r>
+          </w:p>
+        </w:tc>
+        <w:tc>
+          <w:tcPr/>
+          <w:p>
+            <w:pPr>
+              <w:pStyle w:val="Compact"/>
+              <w:jc w:val="left"/>
+            </w:pPr>
+            <w:r>
+              <w:t xml:space="preserve">V2 Evidence</w:t>
+            </w:r>
+          </w:p>
+        </w:tc>
+      </w:tr>
+      <w:tr>
+        <w:tc>
+          <w:tcPr/>
+          <w:p>
+            <w:pPr>
+              <w:pStyle w:val="Compact"/>
+              <w:jc w:val="left"/>
+            </w:pPr>
+            <w:r>
+              <w:rPr>
+                <w:bCs/>
+                <w:b/>
+              </w:rPr>
+              <w:t xml:space="preserve">V3: 20x Governance Loop</w:t>
+            </w:r>
+          </w:p>
+        </w:tc>
+        <w:tc>
+          <w:tcPr/>
+          <w:p>
+            <w:pPr>
+              <w:pStyle w:val="Compact"/>
+              <w:jc w:val="left"/>
+            </w:pPr>
+            <w:r>
+              <w:rPr>
+                <w:bCs/>
+                <w:b/>
+              </w:rPr>
+              <w:t xml:space="preserve">Governance</w:t>
+            </w:r>
+            <w:r>
+              <w:t xml:space="preserve"> </w:t>
+            </w:r>
+            <w:r>
+              <w:t xml:space="preserve">(The Hub)</w:t>
+            </w:r>
+          </w:p>
+        </w:tc>
+        <w:tc>
+          <w:tcPr/>
+          <w:p>
+            <w:pPr>
+              <w:pStyle w:val="Compact"/>
+              <w:jc w:val="left"/>
+            </w:pPr>
+            <w:r>
+              <w:rPr>
+                <w:bCs/>
+                <w:b/>
+              </w:rPr>
+              <w:t xml:space="preserve">CA-7 (Continuous Monitoring), IR-4 (Incident Handling)</w:t>
+            </w:r>
+          </w:p>
+        </w:tc>
+        <w:tc>
+          <w:tcPr/>
+          <w:p>
+            <w:pPr>
+              <w:pStyle w:val="Compact"/>
+              <w:jc w:val="left"/>
+            </w:pPr>
+            <w:r>
+              <w:t xml:space="preserve">V3 Evidence</w:t>
+            </w:r>
+          </w:p>
+        </w:tc>
+      </w:tr>
+      <w:tr>
+        <w:tc>
+          <w:tcPr/>
+          <w:p>
+            <w:pPr>
+              <w:pStyle w:val="Compact"/>
+              <w:jc w:val="left"/>
+            </w:pPr>
+            <w:r>
+              <w:rPr>
+                <w:bCs/>
+                <w:b/>
+              </w:rPr>
+              <w:t xml:space="preserve">V4: Modernization Atlas</w:t>
+            </w:r>
+          </w:p>
+        </w:tc>
+        <w:tc>
+          <w:tcPr/>
+          <w:p>
+            <w:pPr>
+              <w:pStyle w:val="Compact"/>
+              <w:jc w:val="left"/>
+            </w:pPr>
+            <w:r>
+              <w:rPr>
+                <w:bCs/>
+                <w:b/>
+              </w:rPr>
+              <w:t xml:space="preserve">Strategy</w:t>
+            </w:r>
+            <w:r>
+              <w:t xml:space="preserve"> </w:t>
+            </w:r>
+            <w:r>
+              <w:t xml:space="preserve">(The Journey)</w:t>
+            </w:r>
+          </w:p>
+        </w:tc>
+        <w:tc>
+          <w:tcPr/>
+          <w:p>
+            <w:pPr>
+              <w:pStyle w:val="Compact"/>
+              <w:jc w:val="left"/>
+            </w:pPr>
+            <w:r>
+              <w:rPr>
+                <w:bCs/>
+                <w:b/>
+              </w:rPr>
+              <w:t xml:space="preserve">Program Vision / TIC 3.0</w:t>
+            </w:r>
+          </w:p>
+        </w:tc>
+        <w:tc>
+          <w:tcPr/>
+          <w:p>
+            <w:pPr>
+              <w:pStyle w:val="Compact"/>
+              <w:jc w:val="left"/>
+            </w:pPr>
+            <w:r>
+              <w:t xml:space="preserve">V4 Evidence</w:t>
+            </w:r>
+          </w:p>
+        </w:tc>
+      </w:tr>
+      <w:tr>
+        <w:tc>
+          <w:tcPr/>
+          <w:p>
+            <w:pPr>
+              <w:pStyle w:val="Compact"/>
+              <w:jc w:val="left"/>
+            </w:pPr>
+            <w:r>
+              <w:rPr>
+                <w:bCs/>
+                <w:b/>
+              </w:rPr>
+              <w:t xml:space="preserve">V5: Cryptographic Trust Chain</w:t>
+            </w:r>
+          </w:p>
+        </w:tc>
+        <w:tc>
+          <w:tcPr/>
+          <w:p>
+            <w:pPr>
+              <w:pStyle w:val="Compact"/>
+              <w:jc w:val="left"/>
+            </w:pPr>
+            <w:r>
+              <w:rPr>
+                <w:bCs/>
+                <w:b/>
+              </w:rPr>
+              <w:t xml:space="preserve">Security</w:t>
+            </w:r>
+            <w:r>
+              <w:t xml:space="preserve"> </w:t>
+            </w:r>
+            <w:r>
+              <w:t xml:space="preserve">(The Lock)</w:t>
+            </w:r>
+          </w:p>
+        </w:tc>
+        <w:tc>
+          <w:tcPr/>
+          <w:p>
+            <w:pPr>
+              <w:pStyle w:val="Compact"/>
+              <w:jc w:val="left"/>
+            </w:pPr>
+            <w:r>
+              <w:rPr>
+                <w:bCs/>
+                <w:b/>
+              </w:rPr>
+              <w:t xml:space="preserve">SC-8 (Transmission Confidentiality)</w:t>
+            </w:r>
+          </w:p>
+        </w:tc>
+        <w:tc>
+          <w:tcPr/>
+          <w:p>
+            <w:pPr>
+              <w:pStyle w:val="Compact"/>
+              <w:jc w:val="left"/>
+            </w:pPr>
+            <w:r>
+              <w:t xml:space="preserve">V5 Evidence</w:t>
+            </w:r>
+          </w:p>
+        </w:tc>
+      </w:tr>
+    </w:tbl>
+    <w:p>
+      <w:r>
+        <w:pict>
+          <v:rect style="width:0;height:1.5pt" o:hralign="center" o:hrstd="t" o:hr="t"/>
+        </w:pict>
+      </w:r>
+    </w:p>
     <w:p>
       <w:pPr>
         <w:pStyle w:val="FirstParagraph"/>
@@ -896,7 +1474,7 @@
         <w:t xml:space="preserve">End of Leadership Briefing v1.0</w:t>
       </w:r>
     </w:p>
-    <w:bookmarkEnd w:id="40"/>
+    <w:bookmarkEnd w:id="45"/>
     <w:sectPr/>
   </w:body>
 </w:document>

--- a/exports/leadership_briefing_v1.0.docx
+++ b/exports/leadership_briefing_v1.0.docx
@@ -1031,7 +1031,7 @@
     </w:p>
     <w:bookmarkEnd w:id="43"/>
     <w:bookmarkEnd w:id="44"/>
-    <w:bookmarkStart w:id="45" w:name="fedramp-20x-audit-evidence-summary"/>
+    <w:bookmarkStart w:id="46" w:name="fedramp-20x-audit-evidence-summary"/>
     <w:p>
       <w:pPr>
         <w:pStyle w:val="Heading1"/>
@@ -1462,6 +1462,168 @@
         </w:pict>
       </w:r>
     </w:p>
+    <w:bookmarkStart w:id="45" w:name="unified-compliance-maturity-matrix"/>
+    <w:p>
+      <w:pPr>
+        <w:pStyle w:val="Heading2"/>
+      </w:pPr>
+      <w:r>
+        <w:t xml:space="preserve">🛡 Unified Compliance &amp; Maturity Matrix</w:t>
+      </w:r>
+    </w:p>
+    <w:p>
+      <w:pPr>
+        <w:pStyle w:val="FirstParagraph"/>
+      </w:pPr>
+      <w:r>
+        <w:t xml:space="preserve">The following table demonstrates the alignment of the UIAO project with both</w:t>
+      </w:r>
+      <w:r>
+        <w:t xml:space="preserve"> </w:t>
+      </w:r>
+      <w:r>
+        <w:rPr>
+          <w:bCs/>
+          <w:b/>
+        </w:rPr>
+        <w:t xml:space="preserve">CISA Zero Trust Maturity Model</w:t>
+      </w:r>
+      <w:r>
+        <w:t xml:space="preserve"> </w:t>
+      </w:r>
+      <w:r>
+        <w:t xml:space="preserve">pillars and</w:t>
+      </w:r>
+      <w:r>
+        <w:t xml:space="preserve"> </w:t>
+      </w:r>
+      <w:r>
+        <w:rPr>
+          <w:bCs/>
+          <w:b/>
+        </w:rPr>
+        <w:t xml:space="preserve">NIST 800-53 Rev. 5</w:t>
+      </w:r>
+      <w:r>
+        <w:t xml:space="preserve"> </w:t>
+      </w:r>
+      <w:r>
+        <w:t xml:space="preserve">security controls simultaneously.</w:t>
+      </w:r>
+    </w:p>
+    <w:tbl>
+      <w:tblPr>
+        <w:tblStyle w:val="Table"/>
+        <w:tblW w:type="pct" w:w="5000"/>
+        <w:tblLook w:firstRow="1" w:lastRow="0" w:firstColumn="0" w:lastColumn="0" w:noHBand="0" w:noVBand="0" w:val="0020"/>
+        <w:jc w:val="start"/>
+      </w:tblPr>
+      <w:tblGrid>
+        <w:gridCol w:w="1584"/>
+        <w:gridCol w:w="1584"/>
+        <w:gridCol w:w="1584"/>
+        <w:gridCol w:w="1584"/>
+        <w:gridCol w:w="1584"/>
+      </w:tblGrid>
+      <w:tr>
+        <w:trPr>
+          <w:tblHeader w:val="true"/>
+        </w:trPr>
+        <w:tc>
+          <w:tcPr/>
+          <w:p>
+            <w:pPr>
+              <w:pStyle w:val="Compact"/>
+              <w:jc w:val="left"/>
+            </w:pPr>
+            <w:r>
+              <w:t xml:space="preserve">UIAO Pillar</w:t>
+            </w:r>
+          </w:p>
+        </w:tc>
+        <w:tc>
+          <w:tcPr/>
+          <w:p>
+            <w:pPr>
+              <w:pStyle w:val="Compact"/>
+              <w:jc w:val="left"/>
+            </w:pPr>
+            <w:r>
+              <w:t xml:space="preserve">CISA ZT Pillar</w:t>
+            </w:r>
+          </w:p>
+        </w:tc>
+        <w:tc>
+          <w:tcPr/>
+          <w:p>
+            <w:pPr>
+              <w:pStyle w:val="Compact"/>
+              <w:jc w:val="left"/>
+            </w:pPr>
+            <w:r>
+              <w:t xml:space="preserve">Target Maturity</w:t>
+            </w:r>
+          </w:p>
+        </w:tc>
+        <w:tc>
+          <w:tcPr/>
+          <w:p>
+            <w:pPr>
+              <w:pStyle w:val="Compact"/>
+              <w:jc w:val="left"/>
+            </w:pPr>
+            <w:r>
+              <w:t xml:space="preserve">NIST 800-53 Controls</w:t>
+            </w:r>
+          </w:p>
+        </w:tc>
+        <w:tc>
+          <w:tcPr/>
+          <w:p>
+            <w:pPr>
+              <w:pStyle w:val="Compact"/>
+              <w:jc w:val="left"/>
+            </w:pPr>
+            <w:r>
+              <w:t xml:space="preserve">Mission Impact</w:t>
+            </w:r>
+          </w:p>
+        </w:tc>
+      </w:tr>
+    </w:tbl>
+    <w:p>
+      <w:pPr>
+        <w:pStyle w:val="BodyText"/>
+      </w:pPr>
+      <w:r>
+        <w:t xml:space="preserve">**** () | | **** | | |</w:t>
+      </w:r>
+    </w:p>
+    <w:p>
+      <w:pPr>
+        <w:pStyle w:val="BlockText"/>
+      </w:pPr>
+      <w:r>
+        <w:rPr>
+          <w:bCs/>
+          <w:b/>
+        </w:rPr>
+        <w:t xml:space="preserve">Auditor Note:</w:t>
+      </w:r>
+      <w:r>
+        <w:t xml:space="preserve"> </w:t>
+      </w:r>
+      <w:r>
+        <w:t xml:space="preserve">All controls listed above are continuously monitored via the UIAO Governance Plane (V3) and reported through the ServiceNow SCuBA integration.</w:t>
+      </w:r>
+    </w:p>
+    <w:p>
+      <w:r>
+        <w:pict>
+          <v:rect style="width:0;height:1.5pt" o:hralign="center" o:hrstd="t" o:hr="t"/>
+        </w:pict>
+      </w:r>
+    </w:p>
     <w:p>
       <w:pPr>
         <w:pStyle w:val="FirstParagraph"/>
@@ -1475,6 +1637,7 @@
       </w:r>
     </w:p>
     <w:bookmarkEnd w:id="45"/>
+    <w:bookmarkEnd w:id="46"/>
     <w:sectPr/>
   </w:body>
 </w:document>
